--- a/csa16_CO4_HIGH-NETHRA.docx
+++ b/csa16_CO4_HIGH-NETHRA.docx
@@ -1545,71 +1545,82 @@
           <w:i/>
           <w:iCs/>
         </w:rPr>
-        <w:t>(192</w:t>
+        <w:t>(1923</w:t>
       </w:r>
       <w:r>
         <w:rPr>
           <w:i/>
           <w:iCs/>
         </w:rPr>
-        <w:t>372361)</w:t>
+        <w:t>72361</w:t>
       </w:r>
       <w:r>
         <w:rPr>
           <w:i/>
           <w:iCs/>
         </w:rPr>
-        <w:t xml:space="preserve"> (Name / Reg No) certify that this submission is my original work and that I have adhered to the guidelines specified for this assessment.</w:t>
-      </w:r>
-    </w:p>
-    <w:p>
-      <w:pPr>
-        <w:jc w:val="both"/>
+        <w:t>)</w:t>
+      </w:r>
+      <w:r>
         <w:rPr>
           <w:i/>
           <w:iCs/>
         </w:rPr>
-      </w:pPr>
-      <w:r>
+        <w:t xml:space="preserve"> (Name / Reg No) certify that this submission is my original work and that I have adhered to the guidelines specified for this assessment.</w:t>
+      </w:r>
+    </w:p>
+    <w:p>
+      <w:pPr>
+        <w:jc w:val="both"/>
         <w:rPr>
           <w:i/>
           <w:iCs/>
         </w:rPr>
-        <w:t>I understand that any violation of academic integrity rules will result in disciplinary action.</w:t>
-      </w:r>
-    </w:p>
-    <w:p>
-      <w:pPr>
+      </w:pPr>
+      <w:r>
         <w:rPr>
           <w:i/>
           <w:iCs/>
         </w:rPr>
-      </w:pPr>
-      <w:r>
-        <w:rPr>
+        <w:t>I understand that any violation of academic integrity rules will result in disciplinary action</w:t>
+      </w:r>
+    </w:p>
+    <w:p>
+      <w:pPr>
+        <w:rPr>
+          <w:b/>
+          <w:bCs/>
           <w:i/>
           <w:iCs/>
         </w:rPr>
-        <w:t>M.NETHR</w:t>
-      </w:r>
-    </w:p>
-    <w:p>
-      <w:pPr>
+      </w:pPr>
+      <w:r>
         <w:rPr>
           <w:b/>
           <w:bCs/>
           <w:i/>
           <w:iCs/>
         </w:rPr>
-      </w:pPr>
-      <w:r>
+        <w:t>Signature of the student:</w:t>
+      </w:r>
+    </w:p>
+    <w:p>
+      <w:pPr>
         <w:rPr>
           <w:b/>
           <w:bCs/>
           <w:i/>
           <w:iCs/>
         </w:rPr>
-        <w:t>Signature of the student:</w:t>
+      </w:pPr>
+      <w:r>
+        <w:rPr>
+          <w:b/>
+          <w:bCs/>
+          <w:i/>
+          <w:iCs/>
+        </w:rPr>
+        <w:t>M.NETHRA</w:t>
       </w:r>
     </w:p>
     <w:p/>
